--- a/dist/คู่มือ_คุณครู.docx
+++ b/dist/คู่มือ_คุณครู.docx
@@ -509,6 +509,32 @@
           <w:sz w:val="20"/>
           <w:szCs w:val="20"/>
         </w:rPr>
+        <w:t>• ⏰ เลิกงานก่อนเวลา</w:t>
+      </w:r>
+      <w:r>
+        <w:rPr>
+          <w:rFonts w:ascii="Tahoma" w:hAnsi="Tahoma" w:cs="Tahoma" w:eastAsia="Tahoma"/>
+          <w:b w:val="0"/>
+          <w:color w:val="62757F"/>
+          <w:sz w:val="20"/>
+          <w:szCs w:val="20"/>
+        </w:rPr>
+        <w:t xml:space="preserve">  —  ถ้ากดเลิกงานก่อนเวลาเลิกงานเกินที่โรงเรียนกำหนด (เริ่มต้น 30 นาที) ระบบจะ**เด้งถามให้ยืนยัน** · ถ้ายืนยัน จะ**สร้างใบลาให้อัตโนมัติ (หักครึ่งวัน 0.5)** ให้เลือกประเภทลาและใส่เหตุผลเหมือนลาปกติ แล้วเข้าสู่ขั้นตอนอนุมัติตามปกติ · **กดยกเลิกก็ยังเลิกงานได้ตามปกติ**</w:t>
+      </w:r>
+    </w:p>
+    <w:p>
+      <w:pPr>
+        <w:spacing w:after="60"/>
+        <w:ind w:left="312"/>
+      </w:pPr>
+      <w:r>
+        <w:rPr>
+          <w:rFonts w:ascii="Tahoma" w:hAnsi="Tahoma" w:cs="Tahoma" w:eastAsia="Tahoma"/>
+          <w:b/>
+          <w:color w:val="1C2A33"/>
+          <w:sz w:val="20"/>
+          <w:szCs w:val="20"/>
+        </w:rPr>
         <w:t>• ดูเวลาทำงานย้อนหลัง</w:t>
       </w:r>
       <w:r>
@@ -520,6 +546,32 @@
           <w:szCs w:val="20"/>
         </w:rPr>
         <w:t xml:space="preserve">  —  พร้อมเวลาที่แอดมินแก้ให้ (แสดงเป็นตัวหนาสีน้ำเงิน)</w:t>
+      </w:r>
+    </w:p>
+    <w:p>
+      <w:pPr>
+        <w:spacing w:after="60"/>
+        <w:ind w:left="312"/>
+      </w:pPr>
+      <w:r>
+        <w:rPr>
+          <w:rFonts w:ascii="Tahoma" w:hAnsi="Tahoma" w:cs="Tahoma" w:eastAsia="Tahoma"/>
+          <w:b/>
+          <w:color w:val="1C2A33"/>
+          <w:sz w:val="20"/>
+          <w:szCs w:val="20"/>
+        </w:rPr>
+        <w:t>• 🔔 กระดิ่งแจ้งเตือน</w:t>
+      </w:r>
+      <w:r>
+        <w:rPr>
+          <w:rFonts w:ascii="Tahoma" w:hAnsi="Tahoma" w:cs="Tahoma" w:eastAsia="Tahoma"/>
+          <w:b w:val="0"/>
+          <w:color w:val="62757F"/>
+          <w:sz w:val="20"/>
+          <w:szCs w:val="20"/>
+        </w:rPr>
+        <w:t xml:space="preserve">  —  ผลอนุมัติคำขอของตัวเอง · ความคิดเห็นของผู้ปกครอง · การถูกย้ายชั้นเรียน — **ขึ้นที่กระดิ่งในแอปโดยไม่เสียโควตา LINE** (ขึ้นอยู่กับที่โรงเรียนเปิดไว้)</w:t>
       </w:r>
     </w:p>
     <w:p>
@@ -1583,6 +1635,68 @@
     </w:p>
     <w:p>
       <w:pPr>
+        <w:spacing w:after="20" w:before="0"/>
+      </w:pPr>
+      <w:r>
+        <w:rPr>
+          <w:rFonts w:ascii="Tahoma" w:hAnsi="Tahoma" w:cs="Tahoma" w:eastAsia="Tahoma"/>
+          <w:b/>
+          <w:color w:val="123A4F"/>
+          <w:sz w:val="21"/>
+          <w:szCs w:val="21"/>
+        </w:rPr>
+        <w:t>8.  ออกก่อนเวลา = ลาครึ่งวัน</w:t>
+      </w:r>
+    </w:p>
+    <w:p>
+      <w:pPr>
+        <w:spacing w:after="140" w:before="0"/>
+        <w:ind w:left="340"/>
+      </w:pPr>
+      <w:r>
+        <w:rPr>
+          <w:rFonts w:ascii="Tahoma" w:hAnsi="Tahoma" w:cs="Tahoma" w:eastAsia="Tahoma"/>
+          <w:b w:val="0"/>
+          <w:color w:val="1C2A33"/>
+          <w:sz w:val="20"/>
+          <w:szCs w:val="20"/>
+        </w:rPr>
+        <w:t>ใบลาที่ระบบสร้างให้หักครึ่งวัน (0.5) และเดินตามขั้นตอนอนุมัติปกติ · **ใบลาที่ได้รับอนุมัติในเดือนใด จะทำให้เบี้ยขยันของเดือนนั้นหายไปตามระเบียบเดิม** (ตอนทำเงินเดือน แอดมินพิจารณาให้หรือไม่ให้ได้อีกครั้ง)</w:t>
+      </w:r>
+    </w:p>
+    <w:p>
+      <w:pPr>
+        <w:spacing w:after="20" w:before="0"/>
+      </w:pPr>
+      <w:r>
+        <w:rPr>
+          <w:rFonts w:ascii="Tahoma" w:hAnsi="Tahoma" w:cs="Tahoma" w:eastAsia="Tahoma"/>
+          <w:b/>
+          <w:color w:val="123A4F"/>
+          <w:sz w:val="21"/>
+          <w:szCs w:val="21"/>
+        </w:rPr>
+        <w:t>9.  สรุปเวลาเข้า-ออกประจำเดือนมีป้ายกำกับ</w:t>
+      </w:r>
+    </w:p>
+    <w:p>
+      <w:pPr>
+        <w:spacing w:after="140" w:before="0"/>
+        <w:ind w:left="340"/>
+      </w:pPr>
+      <w:r>
+        <w:rPr>
+          <w:rFonts w:ascii="Tahoma" w:hAnsi="Tahoma" w:cs="Tahoma" w:eastAsia="Tahoma"/>
+          <w:b w:val="0"/>
+          <w:color w:val="1C2A33"/>
+          <w:sz w:val="20"/>
+          <w:szCs w:val="20"/>
+        </w:rPr>
+        <w:t>คนที่โรงเรียนกำหนดว่า**ไม่ต้องลงเวลา** จะมีป้ายกำกับและ**นับวันมาทำงานปกติ** · คนที่**ลาชั่วคราว**มีป้ายบอกช่วงวันและเหตุผล · คนที่ยังไม่เริ่มงาน หรือสิ้นสุดไปแล้ว ก็มีป้ายบอกเช่นกัน — แถวที่เป็น 0/0 จะบอกเหตุผลเสมอ</w:t>
+      </w:r>
+    </w:p>
+    <w:p>
+      <w:pPr>
         <w:keepNext/>
         <w:spacing w:before="280" w:after="100"/>
       </w:pPr>

--- a/dist/คู่มือ_คุณครู.docx
+++ b/dist/คู่มือ_คุณครู.docx
@@ -655,6 +655,58 @@
           <w:szCs w:val="20"/>
         </w:rPr>
         <w:t>รายชื่อเด็กในชั้นที่ดูแล และการทำงานรายวัน</w:t>
+      </w:r>
+    </w:p>
+    <w:p>
+      <w:pPr>
+        <w:spacing w:after="60"/>
+        <w:ind w:left="312"/>
+      </w:pPr>
+      <w:r>
+        <w:rPr>
+          <w:rFonts w:ascii="Tahoma" w:hAnsi="Tahoma" w:cs="Tahoma" w:eastAsia="Tahoma"/>
+          <w:b/>
+          <w:color w:val="1C2A33"/>
+          <w:sz w:val="20"/>
+          <w:szCs w:val="20"/>
+        </w:rPr>
+        <w:t>• ⚠️ ป้าย "ต้องระวัง" ข้างชื่อเด็ก</w:t>
+      </w:r>
+      <w:r>
+        <w:rPr>
+          <w:rFonts w:ascii="Tahoma" w:hAnsi="Tahoma" w:cs="Tahoma" w:eastAsia="Tahoma"/>
+          <w:b w:val="0"/>
+          <w:color w:val="62757F"/>
+          <w:sz w:val="20"/>
+          <w:szCs w:val="20"/>
+        </w:rPr>
+        <w:t xml:space="preserve">  —  เด็กที่มีข้อมูล**แพ้อาหาร/ยา หรือโรคประจำตัว** จะมี**ป้ายสีแดงข้างชื่อ** และ**บรรทัดสีแดงใต้ชื่อบอกว่าแพ้อะไร** · เห็นได้ทันทีจากหน้ารายชื่อ ไม่ต้องเปิดดูทีละคน · **เด็กที่ไม่มีป้าย ไม่ได้แปลว่าไม่แพ้อะไร** — แปลว่ายังไม่มีใครบันทึกไว้ (ของจริงตอนนี้มีเด็กเกือบ 4 ใน 5 คนที่ยังไม่มีข้อมูล)</w:t>
+      </w:r>
+    </w:p>
+    <w:p>
+      <w:pPr>
+        <w:spacing w:after="60"/>
+        <w:ind w:left="312"/>
+      </w:pPr>
+      <w:r>
+        <w:rPr>
+          <w:rFonts w:ascii="Tahoma" w:hAnsi="Tahoma" w:cs="Tahoma" w:eastAsia="Tahoma"/>
+          <w:b/>
+          <w:color w:val="1C2A33"/>
+          <w:sz w:val="20"/>
+          <w:szCs w:val="20"/>
+        </w:rPr>
+        <w:t>• 📋 ประวัตินักเรียน</w:t>
+      </w:r>
+      <w:r>
+        <w:rPr>
+          <w:rFonts w:ascii="Tahoma" w:hAnsi="Tahoma" w:cs="Tahoma" w:eastAsia="Tahoma"/>
+          <w:b w:val="0"/>
+          <w:color w:val="62757F"/>
+          <w:sz w:val="20"/>
+          <w:szCs w:val="20"/>
+        </w:rPr>
+        <w:t xml:space="preserve">  —  กดปุ่ม ⋯ ข้างชื่อเด็ก › ประวัตินักเรียน · การ์ด**“ข้อควรระวัง” อยู่บนสุดเสมอ** — แพ้อะไร · โรคประจำตัว · **เบอร์ติดต่อฉุกเฉิน** · ถ้ายังไม่มีเบอร์ฉุกเฉิน การ์ดจะบอกให้แจ้งแอดมิน · **คุณครูแก้ข้อมูลนี้เองไม่ได้** — เป็นสิทธิ์ของผู้ปกครองและแอดมิน</w:t>
       </w:r>
     </w:p>
     <w:p>
